--- a/CapstoneProjectGuide_Fall2026.docx
+++ b/CapstoneProjectGuide_Fall2026.docx
@@ -5732,7 +5732,7 @@
                 <w:sz w:val="19"/>
                 <w:color w:val="E87722"/>
               </w:rPr>
-              <w:t>October 18</w:t>
+              <w:t>October 11</w:t>
             </w:r>
           </w:p>
         </w:tc>
